--- a/manuscript/Supporting_Documents/S3_Table_READUS_PV_Checklist.docx
+++ b/manuscript/Supporting_Documents/S3_Table_READUS_PV_Checklist.docx
@@ -17,7 +17,7 @@
     </w:p>
     <w:p>
       <w:r>
-        <w:t>Checklist completed against PONE_Condensed_V12 manuscript.</w:t>
+        <w:t>Checklist completed against PONE_Condensed_the submitted manuscript manuscript.</w:t>
       </w:r>
     </w:p>
     <w:p/>
@@ -70,7 +70,7 @@
           </w:tcPr>
           <w:p>
             <w:r>
-              <w:t>Location in V12</w:t>
+              <w:t>Location in manuscript</w:t>
             </w:r>
           </w:p>
         </w:tc>
